--- a/Øvelser/Geografi/poroesitet-og-permeabilitet/poroesitet-og-permeabilitet.docx
+++ b/Øvelser/Geografi/poroesitet-og-permeabilitet/poroesitet-og-permeabilitet.docx
@@ -559,7 +559,7 @@
     </w:tbl>
     <w:bookmarkEnd w:id="27"/>
     <w:bookmarkEnd w:id="28"/>
-    <w:bookmarkStart w:id="31" w:name="registrering-af-resultater"/>
+    <w:bookmarkStart w:id="33" w:name="registrering-af-resultater"/>
     <w:p>
       <w:pPr>
         <w:pStyle w:val="Heading2"/>
@@ -568,579 +568,641 @@
         <w:t xml:space="preserve">Registrering af resultater</w:t>
       </w:r>
     </w:p>
-    <w:bookmarkStart w:id="29" w:name="nedsivning"/>
+    <w:bookmarkStart w:id="30" w:name="nedsivning"/>
     <w:p>
       <w:pPr>
         <w:pStyle w:val="Heading3"/>
       </w:pPr>
       <w:r>
         <w:t xml:space="preserve">Nedsivning</w:t>
-      </w:r>
-    </w:p>
-    <w:p>
-      <w:pPr>
-        <w:pStyle w:val="TableCaption"/>
-      </w:pPr>
-      <w:r>
-        <w:t xml:space="preserve">Opsamlet vandmængde (mL) over tid for hver jordtype. Tilføj flere rækker, hvis vandet stadig siver igennem efter 60 sekunder.</w:t>
       </w:r>
     </w:p>
     <w:tbl>
       <w:tblPr>
         <w:tblStyle w:val="Table"/>
-        <w:tblW w:type="auto" w:w="0"/>
-        <w:tblLook w:firstRow="1" w:lastRow="0" w:firstColumn="0" w:lastColumn="0" w:noHBand="0" w:noVBand="0" w:val="0020"/>
-        <w:tblCaption w:val="Opsamlet vandmængde (mL) over tid for hver jordtype. Tilføj flere rækker, hvis vandet stadig siver igennem efter 60 sekunder."/>
+        <w:tblW w:type="pct" w:w="5000"/>
+        <w:tblLayout w:type="fixed"/>
+        <w:tblLook w:firstRow="0" w:lastRow="0" w:firstColumn="0" w:lastColumn="0" w:noHBand="0" w:noVBand="0" w:val="0000"/>
       </w:tblPr>
       <w:tblGrid>
-        <w:gridCol w:w="1584"/>
-        <w:gridCol w:w="1584"/>
-        <w:gridCol w:w="1584"/>
-        <w:gridCol w:w="1584"/>
-        <w:gridCol w:w="1584"/>
+        <w:gridCol w:w="7920"/>
       </w:tblGrid>
       <w:tr>
-        <w:trPr>
-          <w:cantSplit/>
-          <w:tblHeader w:val="on"/>
-        </w:trPr>
         <w:tc>
           <w:tcPr/>
+          <w:bookmarkStart w:id="29" w:name="tbl-1"/>
           <w:p>
             <w:pPr>
-              <w:pStyle w:val="Compact"/>
-              <w:keepNext/>
+              <w:jc w:val="center"/>
+            </w:pPr>
+            <w:pPr>
               <w:jc w:val="left"/>
+              <w:spacing w:before="200"/>
+              <w:pStyle w:val="ImageCaption"/>
             </w:pPr>
             <w:r>
-              <w:t xml:space="preserve">Tid (sek.)</w:t>
+              <w:t xml:space="preserve">Tabel 1: Opsamlet vandmængde (mL) over tid for hver jordtype. Tilføj flere rækker, hvis vandet stadig siver igennem efter 60 sekunder.</w:t>
             </w:r>
           </w:p>
-        </w:tc>
-        <w:tc>
-          <w:tcPr/>
-          <w:p>
-            <w:pPr>
-              <w:pStyle w:val="Compact"/>
-              <w:keepNext/>
-              <w:jc w:val="center"/>
-            </w:pPr>
-            <w:r>
-              <w:t xml:space="preserve">Sand</w:t>
-            </w:r>
-          </w:p>
-        </w:tc>
-        <w:tc>
-          <w:tcPr/>
-          <w:p>
-            <w:pPr>
-              <w:pStyle w:val="Compact"/>
-              <w:keepNext/>
-              <w:jc w:val="center"/>
-            </w:pPr>
-            <w:r>
-              <w:t xml:space="preserve">Podsoljord</w:t>
-            </w:r>
-          </w:p>
-        </w:tc>
-        <w:tc>
-          <w:tcPr/>
-          <w:p>
-            <w:pPr>
-              <w:pStyle w:val="Compact"/>
-              <w:keepNext/>
-              <w:jc w:val="center"/>
-            </w:pPr>
-            <w:r>
-              <w:t xml:space="preserve">Brunjord</w:t>
-            </w:r>
-          </w:p>
-        </w:tc>
-        <w:tc>
-          <w:tcPr/>
-          <w:p>
-            <w:pPr>
-              <w:pStyle w:val="Compact"/>
-              <w:keepNext/>
-              <w:jc w:val="center"/>
-            </w:pPr>
-            <w:r>
-              <w:t xml:space="preserve">Rødjord</w:t>
-            </w:r>
-          </w:p>
-        </w:tc>
-      </w:tr>
-      <w:tr>
-        <w:trPr>
-          <w:cantSplit/>
-        </w:trPr>
-        <w:tc>
-          <w:tcPr/>
-          <w:p>
-            <w:pPr>
-              <w:pStyle w:val="Compact"/>
-              <w:keepNext/>
-              <w:jc w:val="left"/>
-            </w:pPr>
-            <w:r>
-              <w:t xml:space="preserve">10</w:t>
-            </w:r>
-          </w:p>
-        </w:tc>
-        <w:tc>
-          <w:tcPr/>
-          <w:p>
-            <w:pPr>
-              <w:pStyle w:val="Compact"/>
-              <w:keepNext/>
-            </w:pPr>
-          </w:p>
-        </w:tc>
-        <w:tc>
-          <w:tcPr/>
-          <w:p>
-            <w:pPr>
-              <w:pStyle w:val="Compact"/>
-              <w:keepNext/>
-            </w:pPr>
-          </w:p>
-        </w:tc>
-        <w:tc>
-          <w:tcPr/>
-          <w:p>
-            <w:pPr>
-              <w:pStyle w:val="Compact"/>
-              <w:keepNext/>
-            </w:pPr>
-          </w:p>
-        </w:tc>
-        <w:tc>
-          <w:tcPr/>
-          <w:p>
-            <w:pPr>
-              <w:pStyle w:val="Compact"/>
-              <w:keepNext/>
-            </w:pPr>
-          </w:p>
-        </w:tc>
-      </w:tr>
-      <w:tr>
-        <w:trPr>
-          <w:cantSplit/>
-        </w:trPr>
-        <w:tc>
-          <w:tcPr/>
-          <w:p>
-            <w:pPr>
-              <w:pStyle w:val="Compact"/>
-              <w:keepNext/>
-              <w:jc w:val="left"/>
-            </w:pPr>
-            <w:r>
-              <w:t xml:space="preserve">20</w:t>
-            </w:r>
-          </w:p>
-        </w:tc>
-        <w:tc>
-          <w:tcPr/>
-          <w:p>
-            <w:pPr>
-              <w:pStyle w:val="Compact"/>
-              <w:keepNext/>
-            </w:pPr>
-          </w:p>
-        </w:tc>
-        <w:tc>
-          <w:tcPr/>
-          <w:p>
-            <w:pPr>
-              <w:pStyle w:val="Compact"/>
-              <w:keepNext/>
-            </w:pPr>
-          </w:p>
-        </w:tc>
-        <w:tc>
-          <w:tcPr/>
-          <w:p>
-            <w:pPr>
-              <w:pStyle w:val="Compact"/>
-              <w:keepNext/>
-            </w:pPr>
-          </w:p>
-        </w:tc>
-        <w:tc>
-          <w:tcPr/>
-          <w:p>
-            <w:pPr>
-              <w:pStyle w:val="Compact"/>
-              <w:keepNext/>
-            </w:pPr>
-          </w:p>
-        </w:tc>
-      </w:tr>
-      <w:tr>
-        <w:trPr>
-          <w:cantSplit/>
-        </w:trPr>
-        <w:tc>
-          <w:tcPr/>
-          <w:p>
-            <w:pPr>
-              <w:pStyle w:val="Compact"/>
-              <w:keepNext/>
-              <w:jc w:val="left"/>
-            </w:pPr>
-            <w:r>
-              <w:t xml:space="preserve">30</w:t>
-            </w:r>
-          </w:p>
-        </w:tc>
-        <w:tc>
-          <w:tcPr/>
-          <w:p>
-            <w:pPr>
-              <w:pStyle w:val="Compact"/>
-              <w:keepNext/>
-            </w:pPr>
-          </w:p>
-        </w:tc>
-        <w:tc>
-          <w:tcPr/>
-          <w:p>
-            <w:pPr>
-              <w:pStyle w:val="Compact"/>
-              <w:keepNext/>
-            </w:pPr>
-          </w:p>
-        </w:tc>
-        <w:tc>
-          <w:tcPr/>
-          <w:p>
-            <w:pPr>
-              <w:pStyle w:val="Compact"/>
-              <w:keepNext/>
-            </w:pPr>
-          </w:p>
-        </w:tc>
-        <w:tc>
-          <w:tcPr/>
-          <w:p>
-            <w:pPr>
-              <w:pStyle w:val="Compact"/>
-              <w:keepNext/>
-            </w:pPr>
-          </w:p>
-        </w:tc>
-      </w:tr>
-      <w:tr>
-        <w:trPr>
-          <w:cantSplit/>
-        </w:trPr>
-        <w:tc>
-          <w:tcPr/>
-          <w:p>
-            <w:pPr>
-              <w:pStyle w:val="Compact"/>
-              <w:keepNext/>
-              <w:jc w:val="left"/>
-            </w:pPr>
-            <w:r>
-              <w:t xml:space="preserve">40</w:t>
-            </w:r>
-          </w:p>
-        </w:tc>
-        <w:tc>
-          <w:tcPr/>
-          <w:p>
-            <w:pPr>
-              <w:pStyle w:val="Compact"/>
-              <w:keepNext/>
-            </w:pPr>
-          </w:p>
-        </w:tc>
-        <w:tc>
-          <w:tcPr/>
-          <w:p>
-            <w:pPr>
-              <w:pStyle w:val="Compact"/>
-              <w:keepNext/>
-            </w:pPr>
-          </w:p>
-        </w:tc>
-        <w:tc>
-          <w:tcPr/>
-          <w:p>
-            <w:pPr>
-              <w:pStyle w:val="Compact"/>
-              <w:keepNext/>
-            </w:pPr>
-          </w:p>
-        </w:tc>
-        <w:tc>
-          <w:tcPr/>
-          <w:p>
-            <w:pPr>
-              <w:pStyle w:val="Compact"/>
-              <w:keepNext/>
-            </w:pPr>
-          </w:p>
-        </w:tc>
-      </w:tr>
-      <w:tr>
-        <w:trPr>
-          <w:cantSplit/>
-        </w:trPr>
-        <w:tc>
-          <w:tcPr/>
-          <w:p>
-            <w:pPr>
-              <w:pStyle w:val="Compact"/>
-              <w:keepNext/>
-              <w:jc w:val="left"/>
-            </w:pPr>
-            <w:r>
-              <w:t xml:space="preserve">50</w:t>
-            </w:r>
-          </w:p>
-        </w:tc>
-        <w:tc>
-          <w:tcPr/>
-          <w:p>
-            <w:pPr>
-              <w:pStyle w:val="Compact"/>
-              <w:keepNext/>
-            </w:pPr>
-          </w:p>
-        </w:tc>
-        <w:tc>
-          <w:tcPr/>
-          <w:p>
-            <w:pPr>
-              <w:pStyle w:val="Compact"/>
-              <w:keepNext/>
-            </w:pPr>
-          </w:p>
-        </w:tc>
-        <w:tc>
-          <w:tcPr/>
-          <w:p>
-            <w:pPr>
-              <w:pStyle w:val="Compact"/>
-              <w:keepNext/>
-            </w:pPr>
-          </w:p>
-        </w:tc>
-        <w:tc>
-          <w:tcPr/>
-          <w:p>
-            <w:pPr>
-              <w:pStyle w:val="Compact"/>
-              <w:keepNext/>
-            </w:pPr>
-          </w:p>
-        </w:tc>
-      </w:tr>
-      <w:tr>
-        <w:trPr>
-          <w:cantSplit/>
-        </w:trPr>
-        <w:tc>
-          <w:tcPr/>
-          <w:p>
-            <w:pPr>
-              <w:pStyle w:val="Compact"/>
-              <w:jc w:val="left"/>
-            </w:pPr>
-            <w:r>
-              <w:t xml:space="preserve">60</w:t>
-            </w:r>
-          </w:p>
-        </w:tc>
-        <w:tc>
-          <w:tcPr/>
-          <w:p>
-            <w:pPr>
-              <w:pStyle w:val="Compact"/>
-            </w:pPr>
-          </w:p>
-        </w:tc>
-        <w:tc>
-          <w:tcPr/>
-          <w:p>
-            <w:pPr>
-              <w:pStyle w:val="Compact"/>
-            </w:pPr>
-          </w:p>
-        </w:tc>
-        <w:tc>
-          <w:tcPr/>
-          <w:p>
-            <w:pPr>
-              <w:pStyle w:val="Compact"/>
-            </w:pPr>
-          </w:p>
-        </w:tc>
-        <w:tc>
-          <w:tcPr/>
-          <w:p>
-            <w:pPr>
-              <w:pStyle w:val="Compact"/>
-            </w:pPr>
-          </w:p>
+          <w:tbl>
+            <w:tblPr>
+              <w:tblStyle w:val="Table"/>
+              <w:tblW w:type="auto" w:w="0"/>
+              <w:tblLook w:firstRow="1" w:lastRow="0" w:firstColumn="0" w:lastColumn="0" w:noHBand="0" w:noVBand="0" w:val="0020"/>
+            </w:tblPr>
+            <w:tblGrid>
+              <w:gridCol w:w="1584"/>
+              <w:gridCol w:w="1584"/>
+              <w:gridCol w:w="1584"/>
+              <w:gridCol w:w="1584"/>
+              <w:gridCol w:w="1584"/>
+            </w:tblGrid>
+            <w:tr>
+              <w:trPr>
+                <w:cantSplit/>
+                <w:tblHeader w:val="on"/>
+              </w:trPr>
+              <w:tc>
+                <w:tcPr/>
+                <w:p>
+                  <w:pPr>
+                    <w:pStyle w:val="Compact"/>
+                    <w:keepNext/>
+                    <w:jc w:val="left"/>
+                    <w:jc w:val="center"/>
+                  </w:pPr>
+                  <w:r>
+                    <w:t xml:space="preserve">Tid (sek.)</w:t>
+                  </w:r>
+                </w:p>
+              </w:tc>
+              <w:tc>
+                <w:tcPr/>
+                <w:p>
+                  <w:pPr>
+                    <w:pStyle w:val="Compact"/>
+                    <w:keepNext/>
+                    <w:jc w:val="center"/>
+                    <w:jc w:val="center"/>
+                  </w:pPr>
+                  <w:r>
+                    <w:t xml:space="preserve">Sand</w:t>
+                  </w:r>
+                </w:p>
+              </w:tc>
+              <w:tc>
+                <w:tcPr/>
+                <w:p>
+                  <w:pPr>
+                    <w:pStyle w:val="Compact"/>
+                    <w:keepNext/>
+                    <w:jc w:val="center"/>
+                    <w:jc w:val="center"/>
+                  </w:pPr>
+                  <w:r>
+                    <w:t xml:space="preserve">Podsoljord</w:t>
+                  </w:r>
+                </w:p>
+              </w:tc>
+              <w:tc>
+                <w:tcPr/>
+                <w:p>
+                  <w:pPr>
+                    <w:pStyle w:val="Compact"/>
+                    <w:keepNext/>
+                    <w:jc w:val="center"/>
+                    <w:jc w:val="center"/>
+                  </w:pPr>
+                  <w:r>
+                    <w:t xml:space="preserve">Brunjord</w:t>
+                  </w:r>
+                </w:p>
+              </w:tc>
+              <w:tc>
+                <w:tcPr/>
+                <w:p>
+                  <w:pPr>
+                    <w:pStyle w:val="Compact"/>
+                    <w:keepNext/>
+                    <w:jc w:val="center"/>
+                    <w:jc w:val="center"/>
+                  </w:pPr>
+                  <w:r>
+                    <w:t xml:space="preserve">Rødjord</w:t>
+                  </w:r>
+                </w:p>
+              </w:tc>
+            </w:tr>
+            <w:tr>
+              <w:trPr>
+                <w:cantSplit/>
+              </w:trPr>
+              <w:tc>
+                <w:tcPr/>
+                <w:p>
+                  <w:pPr>
+                    <w:pStyle w:val="Compact"/>
+                    <w:keepNext/>
+                    <w:jc w:val="left"/>
+                    <w:jc w:val="center"/>
+                  </w:pPr>
+                  <w:r>
+                    <w:t xml:space="preserve">10</w:t>
+                  </w:r>
+                </w:p>
+              </w:tc>
+              <w:tc>
+                <w:tcPr/>
+                <w:p>
+                  <w:pPr>
+                    <w:pStyle w:val="Compact"/>
+                    <w:keepNext/>
+                  </w:pPr>
+                </w:p>
+              </w:tc>
+              <w:tc>
+                <w:tcPr/>
+                <w:p>
+                  <w:pPr>
+                    <w:pStyle w:val="Compact"/>
+                    <w:keepNext/>
+                  </w:pPr>
+                </w:p>
+              </w:tc>
+              <w:tc>
+                <w:tcPr/>
+                <w:p>
+                  <w:pPr>
+                    <w:pStyle w:val="Compact"/>
+                    <w:keepNext/>
+                  </w:pPr>
+                </w:p>
+              </w:tc>
+              <w:tc>
+                <w:tcPr/>
+                <w:p>
+                  <w:pPr>
+                    <w:pStyle w:val="Compact"/>
+                    <w:keepNext/>
+                  </w:pPr>
+                </w:p>
+              </w:tc>
+            </w:tr>
+            <w:tr>
+              <w:trPr>
+                <w:cantSplit/>
+              </w:trPr>
+              <w:tc>
+                <w:tcPr/>
+                <w:p>
+                  <w:pPr>
+                    <w:pStyle w:val="Compact"/>
+                    <w:keepNext/>
+                    <w:jc w:val="left"/>
+                    <w:jc w:val="center"/>
+                  </w:pPr>
+                  <w:r>
+                    <w:t xml:space="preserve">20</w:t>
+                  </w:r>
+                </w:p>
+              </w:tc>
+              <w:tc>
+                <w:tcPr/>
+                <w:p>
+                  <w:pPr>
+                    <w:pStyle w:val="Compact"/>
+                    <w:keepNext/>
+                  </w:pPr>
+                </w:p>
+              </w:tc>
+              <w:tc>
+                <w:tcPr/>
+                <w:p>
+                  <w:pPr>
+                    <w:pStyle w:val="Compact"/>
+                    <w:keepNext/>
+                  </w:pPr>
+                </w:p>
+              </w:tc>
+              <w:tc>
+                <w:tcPr/>
+                <w:p>
+                  <w:pPr>
+                    <w:pStyle w:val="Compact"/>
+                    <w:keepNext/>
+                  </w:pPr>
+                </w:p>
+              </w:tc>
+              <w:tc>
+                <w:tcPr/>
+                <w:p>
+                  <w:pPr>
+                    <w:pStyle w:val="Compact"/>
+                    <w:keepNext/>
+                  </w:pPr>
+                </w:p>
+              </w:tc>
+            </w:tr>
+            <w:tr>
+              <w:trPr>
+                <w:cantSplit/>
+              </w:trPr>
+              <w:tc>
+                <w:tcPr/>
+                <w:p>
+                  <w:pPr>
+                    <w:pStyle w:val="Compact"/>
+                    <w:keepNext/>
+                    <w:jc w:val="left"/>
+                    <w:jc w:val="center"/>
+                  </w:pPr>
+                  <w:r>
+                    <w:t xml:space="preserve">30</w:t>
+                  </w:r>
+                </w:p>
+              </w:tc>
+              <w:tc>
+                <w:tcPr/>
+                <w:p>
+                  <w:pPr>
+                    <w:pStyle w:val="Compact"/>
+                    <w:keepNext/>
+                  </w:pPr>
+                </w:p>
+              </w:tc>
+              <w:tc>
+                <w:tcPr/>
+                <w:p>
+                  <w:pPr>
+                    <w:pStyle w:val="Compact"/>
+                    <w:keepNext/>
+                  </w:pPr>
+                </w:p>
+              </w:tc>
+              <w:tc>
+                <w:tcPr/>
+                <w:p>
+                  <w:pPr>
+                    <w:pStyle w:val="Compact"/>
+                    <w:keepNext/>
+                  </w:pPr>
+                </w:p>
+              </w:tc>
+              <w:tc>
+                <w:tcPr/>
+                <w:p>
+                  <w:pPr>
+                    <w:pStyle w:val="Compact"/>
+                    <w:keepNext/>
+                  </w:pPr>
+                </w:p>
+              </w:tc>
+            </w:tr>
+            <w:tr>
+              <w:trPr>
+                <w:cantSplit/>
+              </w:trPr>
+              <w:tc>
+                <w:tcPr/>
+                <w:p>
+                  <w:pPr>
+                    <w:pStyle w:val="Compact"/>
+                    <w:keepNext/>
+                    <w:jc w:val="left"/>
+                    <w:jc w:val="center"/>
+                  </w:pPr>
+                  <w:r>
+                    <w:t xml:space="preserve">40</w:t>
+                  </w:r>
+                </w:p>
+              </w:tc>
+              <w:tc>
+                <w:tcPr/>
+                <w:p>
+                  <w:pPr>
+                    <w:pStyle w:val="Compact"/>
+                    <w:keepNext/>
+                  </w:pPr>
+                </w:p>
+              </w:tc>
+              <w:tc>
+                <w:tcPr/>
+                <w:p>
+                  <w:pPr>
+                    <w:pStyle w:val="Compact"/>
+                    <w:keepNext/>
+                  </w:pPr>
+                </w:p>
+              </w:tc>
+              <w:tc>
+                <w:tcPr/>
+                <w:p>
+                  <w:pPr>
+                    <w:pStyle w:val="Compact"/>
+                    <w:keepNext/>
+                  </w:pPr>
+                </w:p>
+              </w:tc>
+              <w:tc>
+                <w:tcPr/>
+                <w:p>
+                  <w:pPr>
+                    <w:pStyle w:val="Compact"/>
+                    <w:keepNext/>
+                  </w:pPr>
+                </w:p>
+              </w:tc>
+            </w:tr>
+            <w:tr>
+              <w:trPr>
+                <w:cantSplit/>
+              </w:trPr>
+              <w:tc>
+                <w:tcPr/>
+                <w:p>
+                  <w:pPr>
+                    <w:pStyle w:val="Compact"/>
+                    <w:keepNext/>
+                    <w:jc w:val="left"/>
+                    <w:jc w:val="center"/>
+                  </w:pPr>
+                  <w:r>
+                    <w:t xml:space="preserve">50</w:t>
+                  </w:r>
+                </w:p>
+              </w:tc>
+              <w:tc>
+                <w:tcPr/>
+                <w:p>
+                  <w:pPr>
+                    <w:pStyle w:val="Compact"/>
+                    <w:keepNext/>
+                  </w:pPr>
+                </w:p>
+              </w:tc>
+              <w:tc>
+                <w:tcPr/>
+                <w:p>
+                  <w:pPr>
+                    <w:pStyle w:val="Compact"/>
+                    <w:keepNext/>
+                  </w:pPr>
+                </w:p>
+              </w:tc>
+              <w:tc>
+                <w:tcPr/>
+                <w:p>
+                  <w:pPr>
+                    <w:pStyle w:val="Compact"/>
+                    <w:keepNext/>
+                  </w:pPr>
+                </w:p>
+              </w:tc>
+              <w:tc>
+                <w:tcPr/>
+                <w:p>
+                  <w:pPr>
+                    <w:pStyle w:val="Compact"/>
+                    <w:keepNext/>
+                  </w:pPr>
+                </w:p>
+              </w:tc>
+            </w:tr>
+            <w:tr>
+              <w:trPr>
+                <w:cantSplit/>
+              </w:trPr>
+              <w:tc>
+                <w:tcPr/>
+                <w:p>
+                  <w:pPr>
+                    <w:pStyle w:val="Compact"/>
+                    <w:jc w:val="left"/>
+                    <w:jc w:val="center"/>
+                  </w:pPr>
+                  <w:r>
+                    <w:t xml:space="preserve">60</w:t>
+                  </w:r>
+                </w:p>
+              </w:tc>
+              <w:tc>
+                <w:tcPr/>
+                <w:p>
+                  <w:pPr>
+                    <w:pStyle w:val="Compact"/>
+                  </w:pPr>
+                </w:p>
+              </w:tc>
+              <w:tc>
+                <w:tcPr/>
+                <w:p>
+                  <w:pPr>
+                    <w:pStyle w:val="Compact"/>
+                  </w:pPr>
+                </w:p>
+              </w:tc>
+              <w:tc>
+                <w:tcPr/>
+                <w:p>
+                  <w:pPr>
+                    <w:pStyle w:val="Compact"/>
+                  </w:pPr>
+                </w:p>
+              </w:tc>
+              <w:tc>
+                <w:tcPr/>
+                <w:p>
+                  <w:pPr>
+                    <w:pStyle w:val="Compact"/>
+                  </w:pPr>
+                </w:p>
+              </w:tc>
+            </w:tr>
+          </w:tbl>
+          <w:bookmarkEnd w:id="29"/>
+          <w:p/>
         </w:tc>
       </w:tr>
     </w:tbl>
-    <w:bookmarkEnd w:id="29"/>
-    <w:bookmarkStart w:id="30" w:name="porøsitet"/>
+    <w:bookmarkEnd w:id="30"/>
+    <w:bookmarkStart w:id="32" w:name="porøsitet"/>
     <w:p>
       <w:pPr>
         <w:pStyle w:val="Heading3"/>
       </w:pPr>
       <w:r>
         <w:t xml:space="preserve">Porøsitet</w:t>
-      </w:r>
-    </w:p>
-    <w:p>
-      <w:pPr>
-        <w:pStyle w:val="TableCaption"/>
-      </w:pPr>
-      <w:r>
-        <w:t xml:space="preserve">Målt volumen af klart vand oven på det bundfældede sediment for hver jordtype.</w:t>
       </w:r>
     </w:p>
     <w:tbl>
       <w:tblPr>
         <w:tblStyle w:val="Table"/>
-        <w:tblW w:type="auto" w:w="0"/>
-        <w:tblLook w:firstRow="1" w:lastRow="0" w:firstColumn="0" w:lastColumn="0" w:noHBand="0" w:noVBand="0" w:val="0020"/>
-        <w:tblCaption w:val="Målt volumen af klart vand oven på det bundfældede sediment for hver jordtype."/>
+        <w:tblW w:type="pct" w:w="5000"/>
+        <w:tblLayout w:type="fixed"/>
+        <w:tblLook w:firstRow="0" w:lastRow="0" w:firstColumn="0" w:lastColumn="0" w:noHBand="0" w:noVBand="0" w:val="0000"/>
       </w:tblPr>
       <w:tblGrid>
-        <w:gridCol w:w="1584"/>
-        <w:gridCol w:w="1584"/>
-        <w:gridCol w:w="1584"/>
-        <w:gridCol w:w="1584"/>
-        <w:gridCol w:w="1584"/>
+        <w:gridCol w:w="7920"/>
       </w:tblGrid>
       <w:tr>
-        <w:trPr>
-          <w:cantSplit/>
-          <w:tblHeader w:val="on"/>
-        </w:trPr>
         <w:tc>
           <w:tcPr/>
+          <w:bookmarkStart w:id="31" w:name="tbl-2"/>
           <w:p>
             <w:pPr>
-              <w:pStyle w:val="Compact"/>
-              <w:keepNext/>
-            </w:pPr>
-          </w:p>
-        </w:tc>
-        <w:tc>
-          <w:tcPr/>
-          <w:p>
-            <w:pPr>
-              <w:pStyle w:val="Compact"/>
-              <w:keepNext/>
               <w:jc w:val="center"/>
             </w:pPr>
+            <w:pPr>
+              <w:jc w:val="left"/>
+              <w:spacing w:before="200"/>
+              <w:pStyle w:val="ImageCaption"/>
+            </w:pPr>
             <w:r>
-              <w:t xml:space="preserve">Sand</w:t>
+              <w:t xml:space="preserve">Tabel 2: Målt volumen af klart vand oven på det bundfældede sediment for hver jordtype.</w:t>
             </w:r>
           </w:p>
-        </w:tc>
-        <w:tc>
-          <w:tcPr/>
-          <w:p>
-            <w:pPr>
-              <w:pStyle w:val="Compact"/>
-              <w:keepNext/>
-              <w:jc w:val="center"/>
-            </w:pPr>
-            <w:r>
-              <w:t xml:space="preserve">Podsoljord</w:t>
-            </w:r>
-          </w:p>
-        </w:tc>
-        <w:tc>
-          <w:tcPr/>
-          <w:p>
-            <w:pPr>
-              <w:pStyle w:val="Compact"/>
-              <w:keepNext/>
-              <w:jc w:val="center"/>
-            </w:pPr>
-            <w:r>
-              <w:t xml:space="preserve">Brunjord</w:t>
-            </w:r>
-          </w:p>
-        </w:tc>
-        <w:tc>
-          <w:tcPr/>
-          <w:p>
-            <w:pPr>
-              <w:pStyle w:val="Compact"/>
-              <w:keepNext/>
-              <w:jc w:val="center"/>
-            </w:pPr>
-            <w:r>
-              <w:t xml:space="preserve">Rødjord</w:t>
-            </w:r>
-          </w:p>
-        </w:tc>
-      </w:tr>
-      <w:tr>
-        <w:trPr>
-          <w:cantSplit/>
-        </w:trPr>
-        <w:tc>
-          <w:tcPr/>
-          <w:p>
-            <w:pPr>
-              <w:pStyle w:val="Compact"/>
-              <w:jc w:val="left"/>
-            </w:pPr>
-            <w:r>
-              <w:t xml:space="preserve">Volumen klart vand efter 30 min. (mL)</w:t>
-            </w:r>
-          </w:p>
-        </w:tc>
-        <w:tc>
-          <w:tcPr/>
-          <w:p>
-            <w:pPr>
-              <w:pStyle w:val="Compact"/>
-            </w:pPr>
-          </w:p>
-        </w:tc>
-        <w:tc>
-          <w:tcPr/>
-          <w:p>
-            <w:pPr>
-              <w:pStyle w:val="Compact"/>
-            </w:pPr>
-          </w:p>
-        </w:tc>
-        <w:tc>
-          <w:tcPr/>
-          <w:p>
-            <w:pPr>
-              <w:pStyle w:val="Compact"/>
-            </w:pPr>
-          </w:p>
-        </w:tc>
-        <w:tc>
-          <w:tcPr/>
-          <w:p>
-            <w:pPr>
-              <w:pStyle w:val="Compact"/>
-            </w:pPr>
-          </w:p>
+          <w:tbl>
+            <w:tblPr>
+              <w:tblStyle w:val="Table"/>
+              <w:tblW w:type="auto" w:w="0"/>
+              <w:tblLook w:firstRow="1" w:lastRow="0" w:firstColumn="0" w:lastColumn="0" w:noHBand="0" w:noVBand="0" w:val="0020"/>
+            </w:tblPr>
+            <w:tblGrid>
+              <w:gridCol w:w="1584"/>
+              <w:gridCol w:w="1584"/>
+              <w:gridCol w:w="1584"/>
+              <w:gridCol w:w="1584"/>
+              <w:gridCol w:w="1584"/>
+            </w:tblGrid>
+            <w:tr>
+              <w:trPr>
+                <w:cantSplit/>
+                <w:tblHeader w:val="on"/>
+              </w:trPr>
+              <w:tc>
+                <w:tcPr/>
+                <w:p>
+                  <w:pPr>
+                    <w:pStyle w:val="Compact"/>
+                    <w:keepNext/>
+                  </w:pPr>
+                </w:p>
+              </w:tc>
+              <w:tc>
+                <w:tcPr/>
+                <w:p>
+                  <w:pPr>
+                    <w:pStyle w:val="Compact"/>
+                    <w:keepNext/>
+                    <w:jc w:val="center"/>
+                    <w:jc w:val="center"/>
+                  </w:pPr>
+                  <w:r>
+                    <w:t xml:space="preserve">Sand</w:t>
+                  </w:r>
+                </w:p>
+              </w:tc>
+              <w:tc>
+                <w:tcPr/>
+                <w:p>
+                  <w:pPr>
+                    <w:pStyle w:val="Compact"/>
+                    <w:keepNext/>
+                    <w:jc w:val="center"/>
+                    <w:jc w:val="center"/>
+                  </w:pPr>
+                  <w:r>
+                    <w:t xml:space="preserve">Podsoljord</w:t>
+                  </w:r>
+                </w:p>
+              </w:tc>
+              <w:tc>
+                <w:tcPr/>
+                <w:p>
+                  <w:pPr>
+                    <w:pStyle w:val="Compact"/>
+                    <w:keepNext/>
+                    <w:jc w:val="center"/>
+                    <w:jc w:val="center"/>
+                  </w:pPr>
+                  <w:r>
+                    <w:t xml:space="preserve">Brunjord</w:t>
+                  </w:r>
+                </w:p>
+              </w:tc>
+              <w:tc>
+                <w:tcPr/>
+                <w:p>
+                  <w:pPr>
+                    <w:pStyle w:val="Compact"/>
+                    <w:keepNext/>
+                    <w:jc w:val="center"/>
+                    <w:jc w:val="center"/>
+                  </w:pPr>
+                  <w:r>
+                    <w:t xml:space="preserve">Rødjord</w:t>
+                  </w:r>
+                </w:p>
+              </w:tc>
+            </w:tr>
+            <w:tr>
+              <w:trPr>
+                <w:cantSplit/>
+              </w:trPr>
+              <w:tc>
+                <w:tcPr/>
+                <w:p>
+                  <w:pPr>
+                    <w:pStyle w:val="Compact"/>
+                    <w:jc w:val="left"/>
+                    <w:jc w:val="center"/>
+                  </w:pPr>
+                  <w:r>
+                    <w:t xml:space="preserve">Volumen klart vand efter 30 min. (mL)</w:t>
+                  </w:r>
+                </w:p>
+              </w:tc>
+              <w:tc>
+                <w:tcPr/>
+                <w:p>
+                  <w:pPr>
+                    <w:pStyle w:val="Compact"/>
+                  </w:pPr>
+                </w:p>
+              </w:tc>
+              <w:tc>
+                <w:tcPr/>
+                <w:p>
+                  <w:pPr>
+                    <w:pStyle w:val="Compact"/>
+                  </w:pPr>
+                </w:p>
+              </w:tc>
+              <w:tc>
+                <w:tcPr/>
+                <w:p>
+                  <w:pPr>
+                    <w:pStyle w:val="Compact"/>
+                  </w:pPr>
+                </w:p>
+              </w:tc>
+              <w:tc>
+                <w:tcPr/>
+                <w:p>
+                  <w:pPr>
+                    <w:pStyle w:val="Compact"/>
+                  </w:pPr>
+                </w:p>
+              </w:tc>
+            </w:tr>
+          </w:tbl>
+          <w:bookmarkEnd w:id="31"/>
+          <w:p/>
         </w:tc>
       </w:tr>
     </w:tbl>
-    <w:bookmarkEnd w:id="30"/>
-    <w:bookmarkEnd w:id="31"/>
+    <w:bookmarkEnd w:id="32"/>
+    <w:bookmarkEnd w:id="33"/>
     <w:sectPr>
       <w:headerReference r:id="rId7" w:type="default"/>
       <w:footerReference r:id="rId8" w:type="default"/>
